--- a/CSAN/Lab#6/Лабораторная работа №6.docx
+++ b/CSAN/Lab#6/Лабораторная работа №6.docx
@@ -21084,7 +21084,7 @@
       <w:lvlText w:val="%1."/>
       <w:lvlJc w:val="left"/>
       <w:pPr>
-        <w:ind w:left="1017" w:hanging="281"/>
+        <w:ind w:left="1841" w:hanging="281"/>
         <w:jc w:val="right"/>
       </w:pPr>
       <w:rPr>
@@ -21105,7 +21105,7 @@
       <w:lvlText w:val="–"/>
       <w:lvlJc w:val="left"/>
       <w:pPr>
-        <w:ind w:left="28" w:hanging="212"/>
+        <w:ind w:left="852" w:hanging="212"/>
       </w:pPr>
       <w:rPr>
         <w:rFonts w:ascii="Times New Roman" w:eastAsia="Times New Roman" w:hAnsi="Times New Roman" w:cs="Times New Roman" w:hint="default"/>
@@ -21125,7 +21125,7 @@
       <w:lvlText w:val="•"/>
       <w:lvlJc w:val="left"/>
       <w:pPr>
-        <w:ind w:left="2009" w:hanging="212"/>
+        <w:ind w:left="2833" w:hanging="212"/>
       </w:pPr>
       <w:rPr>
         <w:rFonts w:hint="default"/>
@@ -21137,7 +21137,7 @@
       <w:lvlText w:val="•"/>
       <w:lvlJc w:val="left"/>
       <w:pPr>
-        <w:ind w:left="2998" w:hanging="212"/>
+        <w:ind w:left="3822" w:hanging="212"/>
       </w:pPr>
       <w:rPr>
         <w:rFonts w:hint="default"/>
@@ -21149,7 +21149,7 @@
       <w:lvlText w:val="•"/>
       <w:lvlJc w:val="left"/>
       <w:pPr>
-        <w:ind w:left="3987" w:hanging="212"/>
+        <w:ind w:left="4811" w:hanging="212"/>
       </w:pPr>
       <w:rPr>
         <w:rFonts w:hint="default"/>
@@ -21161,7 +21161,7 @@
       <w:lvlText w:val="•"/>
       <w:lvlJc w:val="left"/>
       <w:pPr>
-        <w:ind w:left="4976" w:hanging="212"/>
+        <w:ind w:left="5800" w:hanging="212"/>
       </w:pPr>
       <w:rPr>
         <w:rFonts w:hint="default"/>
@@ -21173,7 +21173,7 @@
       <w:lvlText w:val="•"/>
       <w:lvlJc w:val="left"/>
       <w:pPr>
-        <w:ind w:left="5965" w:hanging="212"/>
+        <w:ind w:left="6789" w:hanging="212"/>
       </w:pPr>
       <w:rPr>
         <w:rFonts w:hint="default"/>
@@ -21185,7 +21185,7 @@
       <w:lvlText w:val="•"/>
       <w:lvlJc w:val="left"/>
       <w:pPr>
-        <w:ind w:left="6954" w:hanging="212"/>
+        <w:ind w:left="7778" w:hanging="212"/>
       </w:pPr>
       <w:rPr>
         <w:rFonts w:hint="default"/>
@@ -21197,7 +21197,7 @@
       <w:lvlText w:val="•"/>
       <w:lvlJc w:val="left"/>
       <w:pPr>
-        <w:ind w:left="7944" w:hanging="212"/>
+        <w:ind w:left="8768" w:hanging="212"/>
       </w:pPr>
       <w:rPr>
         <w:rFonts w:hint="default"/>
